--- a/docs/lista_louvores/Textos_Louvores/SOSSEGAI (328 CC).docx
+++ b/docs/lista_louvores/Textos_Louvores/SOSSEGAI (328 CC).docx
@@ -1,326 +1,468 @@
 
 <file path=word/document.xml><?xml version="1.0" encoding="utf-8"?>
-<w:document xmlns:wpc="http://schemas.microsoft.com/office/word/2010/wordprocessingCanvas" xmlns:cx="http://schemas.microsoft.com/office/drawing/2014/chartex" xmlns:cx1="http://schemas.microsoft.com/office/drawing/2015/9/8/chartex" xmlns:cx2="http://schemas.microsoft.com/office/drawing/2015/10/21/chartex" xmlns:cx3="http://schemas.microsoft.com/office/drawing/2016/5/9/chartex" xmlns:cx4="http://schemas.microsoft.com/office/drawing/2016/5/10/chartex" xmlns:cx5="http://schemas.microsoft.com/office/drawing/2016/5/11/chartex" xmlns:cx6="http://schemas.microsoft.com/office/drawing/2016/5/12/chartex" xmlns:cx7="http://schemas.microsoft.com/office/drawing/2016/5/13/chartex" xmlns:cx8="http://schemas.microsoft.com/office/drawing/2016/5/14/chartex" xmlns:mc="http://schemas.openxmlformats.org/markup-compatibility/2006" xmlns:aink="http://schemas.microsoft.com/office/drawing/2016/ink" xmlns:am3d="http://schemas.microsoft.com/office/drawing/2017/model3d" xmlns:o="urn:schemas-microsoft-com:office:office" xmlns:oel="http://schemas.microsoft.com/office/2019/extlst" xmlns:r="http://schemas.openxmlformats.org/officeDocument/2006/relationships" xmlns:m="http://schemas.openxmlformats.org/officeDocument/2006/math" xmlns:v="urn:schemas-microsoft-com:vml" xmlns:wp14="http://schemas.microsoft.com/office/word/2010/wordprocessingDrawing" xmlns:wp="http://schemas.openxmlformats.org/drawingml/2006/wordprocessingDrawing" xmlns:w10="urn:schemas-microsoft-com:office:word" xmlns:w="http://schemas.openxmlformats.org/wordprocessingml/2006/main" xmlns:w14="http://schemas.microsoft.com/office/word/2010/wordml" xmlns:w15="http://schemas.microsoft.com/office/word/2012/wordml" xmlns:w16cex="http://schemas.microsoft.com/office/word/2018/wordml/cex" xmlns:w16cid="http://schemas.microsoft.com/office/word/2016/wordml/cid" xmlns:w16="http://schemas.microsoft.com/office/word/2018/wordml" xmlns:w16du="http://schemas.microsoft.com/office/word/2023/wordml/word16du" xmlns:w16sdtdh="http://schemas.microsoft.com/office/word/2020/wordml/sdtdatahash" xmlns:w16se="http://schemas.microsoft.com/office/word/2015/wordml/symex" xmlns:wpg="http://schemas.microsoft.com/office/word/2010/wordprocessingGroup" xmlns:wpi="http://schemas.microsoft.com/office/word/2010/wordprocessingInk" xmlns:wne="http://schemas.microsoft.com/office/word/2006/wordml" xmlns:wps="http://schemas.microsoft.com/office/word/2010/wordprocessingShape" mc:Ignorable="w14 w15 w16se w16cid w16 w16cex w16sdtdh w16du wp14">
+<w:document xmlns:wpc="http://schemas.microsoft.com/office/word/2010/wordprocessingCanvas" xmlns:cx="http://schemas.microsoft.com/office/drawing/2014/chartex" xmlns:cx1="http://schemas.microsoft.com/office/drawing/2015/9/8/chartex" xmlns:cx2="http://schemas.microsoft.com/office/drawing/2015/10/21/chartex" xmlns:cx3="http://schemas.microsoft.com/office/drawing/2016/5/9/chartex" xmlns:cx4="http://schemas.microsoft.com/office/drawing/2016/5/10/chartex" xmlns:cx5="http://schemas.microsoft.com/office/drawing/2016/5/11/chartex" xmlns:cx6="http://schemas.microsoft.com/office/drawing/2016/5/12/chartex" xmlns:cx7="http://schemas.microsoft.com/office/drawing/2016/5/13/chartex" xmlns:cx8="http://schemas.microsoft.com/office/drawing/2016/5/14/chartex" xmlns:mc="http://schemas.openxmlformats.org/markup-compatibility/2006" xmlns:aink="http://schemas.microsoft.com/office/drawing/2016/ink" xmlns:am3d="http://schemas.microsoft.com/office/drawing/2017/model3d" xmlns:o="urn:schemas-microsoft-com:office:office" xmlns:oel="http://schemas.microsoft.com/office/2019/extlst" xmlns:r="http://schemas.openxmlformats.org/officeDocument/2006/relationships" xmlns:m="http://schemas.openxmlformats.org/officeDocument/2006/math" xmlns:v="urn:schemas-microsoft-com:vml" xmlns:wp14="http://schemas.microsoft.com/office/word/2010/wordprocessingDrawing" xmlns:wp="http://schemas.openxmlformats.org/drawingml/2006/wordprocessingDrawing" xmlns:w10="urn:schemas-microsoft-com:office:word" xmlns:w="http://schemas.openxmlformats.org/wordprocessingml/2006/main" xmlns:w14="http://schemas.microsoft.com/office/word/2010/wordml" xmlns:w15="http://schemas.microsoft.com/office/word/2012/wordml" xmlns:w16cex="http://schemas.microsoft.com/office/word/2018/wordml/cex" xmlns:w16cid="http://schemas.microsoft.com/office/word/2016/wordml/cid" xmlns:w16="http://schemas.microsoft.com/office/word/2018/wordml" xmlns:w16du="http://schemas.microsoft.com/office/word/2023/wordml/word16du" xmlns:w16sdtdh="http://schemas.microsoft.com/office/word/2020/wordml/sdtdatahash" xmlns:w16sdtfl="http://schemas.microsoft.com/office/word/2024/wordml/sdtformatlock" xmlns:w16se="http://schemas.microsoft.com/office/word/2015/wordml/symex" xmlns:wpg="http://schemas.microsoft.com/office/word/2010/wordprocessingGroup" xmlns:wpi="http://schemas.microsoft.com/office/word/2010/wordprocessingInk" xmlns:wne="http://schemas.microsoft.com/office/word/2006/wordml" xmlns:wps="http://schemas.microsoft.com/office/word/2010/wordprocessingShape" mc:Ignorable="w14 w15 w16se w16cid w16 w16cex w16sdtdh w16sdtfl w16du wp14">
   <w:body>
     <w:p>
       <w:pPr>
-        <w:pStyle w:val="SemEspaamento"/>
+        <w:pStyle w:val="Ttulo1"/>
       </w:pPr>
       <w:r>
         <w:t>SOSSEGAI (328 CC)</w:t>
       </w:r>
       <w:r>
         <w:t xml:space="preserve"> </w:t>
-      </w:r>
-    </w:p>
-    <w:p>
-      <w:r>
-        <w:t>Ó mestre! O mar se revolta,</w:t>
-      </w:r>
-      <w:r>
-        <w:br/>
-        <w:t>as ondas nos dão pavor;</w:t>
-      </w:r>
-      <w:r>
-        <w:br/>
-        <w:t>o céu se reveste de trevas,</w:t>
-      </w:r>
-      <w:r>
-        <w:br/>
-        <w:t>não temos um salvador!</w:t>
-      </w:r>
-    </w:p>
-    <w:p>
-      <w:r>
-        <w:t>Não se te dá que morramos?</w:t>
-      </w:r>
-      <w:r>
-        <w:br/>
-        <w:t>Podes assim dormir,</w:t>
-      </w:r>
-      <w:r>
-        <w:br/>
-        <w:t>se a cada momento nos vemos,</w:t>
-      </w:r>
-      <w:r>
-        <w:br/>
-        <w:t>sim, prestes a submergir?</w:t>
       </w:r>
     </w:p>
     <w:p>
       <w:pPr>
         <w:rPr>
-          <w:i/>
-          <w:iCs/>
+          <w:rFonts w:ascii="Times New Roman" w:hAnsi="Times New Roman"/>
         </w:rPr>
       </w:pPr>
       <w:r>
         <w:rPr>
-          <w:i/>
-          <w:iCs/>
-        </w:rPr>
-        <w:t xml:space="preserve">As ondas atendem </w:t>
-      </w:r>
-      <w:r>
-        <w:rPr>
-          <w:i/>
-          <w:iCs/>
-        </w:rPr>
-        <w:br/>
-        <w:t>ao meu mandar: Sossegai!</w:t>
-      </w:r>
-      <w:r>
-        <w:rPr>
-          <w:i/>
-          <w:iCs/>
-        </w:rPr>
-        <w:br/>
-      </w:r>
-      <w:r>
-        <w:rPr>
-          <w:i/>
-          <w:iCs/>
-        </w:rPr>
-        <w:t>Seja o encapelado mar,</w:t>
-      </w:r>
-      <w:r>
-        <w:rPr>
-          <w:i/>
-          <w:iCs/>
-        </w:rPr>
-        <w:br/>
-        <w:t>a ira dos homens,</w:t>
-      </w:r>
-      <w:r>
-        <w:rPr>
-          <w:i/>
-          <w:iCs/>
-        </w:rPr>
-        <w:br/>
-        <w:t>o gênio do mal</w:t>
-      </w:r>
-      <w:r>
-        <w:rPr>
-          <w:i/>
-          <w:iCs/>
-        </w:rPr>
-        <w:br/>
-      </w:r>
-      <w:r>
-        <w:rPr>
-          <w:i/>
-          <w:iCs/>
-        </w:rPr>
-        <w:t xml:space="preserve">Tais águas não podem  </w:t>
-      </w:r>
-      <w:r>
-        <w:rPr>
-          <w:i/>
-          <w:iCs/>
-        </w:rPr>
-        <w:br/>
-        <w:t>a nau tragar,</w:t>
-      </w:r>
-      <w:r>
-        <w:rPr>
-          <w:i/>
-          <w:iCs/>
-        </w:rPr>
-        <w:br/>
-        <w:t>que leva o Senhor,</w:t>
-      </w:r>
-      <w:r>
-        <w:rPr>
-          <w:i/>
-          <w:iCs/>
-        </w:rPr>
-        <w:br/>
-        <w:t>Rei do céu e mar</w:t>
-      </w:r>
-      <w:r>
-        <w:rPr>
-          <w:i/>
-          <w:iCs/>
-        </w:rPr>
-        <w:br/>
-      </w:r>
-      <w:r>
-        <w:rPr>
-          <w:i/>
-          <w:iCs/>
-        </w:rPr>
-        <w:t>Pois todos ouvem</w:t>
-      </w:r>
-      <w:r>
-        <w:rPr>
-          <w:i/>
-          <w:iCs/>
-        </w:rPr>
-        <w:br/>
-        <w:t>o meu mandar:</w:t>
-      </w:r>
-      <w:r>
-        <w:rPr>
-          <w:i/>
-          <w:iCs/>
-        </w:rPr>
-        <w:br/>
-        <w:t>Sossegai! Sossegai!</w:t>
-      </w:r>
-      <w:r>
-        <w:rPr>
-          <w:i/>
-          <w:iCs/>
-        </w:rPr>
-        <w:br/>
-      </w:r>
-      <w:r>
-        <w:rPr>
-          <w:i/>
-          <w:iCs/>
-        </w:rPr>
-        <w:t xml:space="preserve">Convosco estou </w:t>
-      </w:r>
-      <w:r>
-        <w:rPr>
-          <w:i/>
-          <w:iCs/>
-        </w:rPr>
-        <w:br/>
-        <w:t>para vos salvar;</w:t>
-      </w:r>
-      <w:r>
-        <w:rPr>
-          <w:i/>
-          <w:iCs/>
-        </w:rPr>
-        <w:br/>
-        <w:t>Sim, sossegai!</w:t>
-      </w:r>
-    </w:p>
-    <w:p>
-      <w:r>
-        <w:t>Mestre, na minha tristeza</w:t>
-      </w:r>
-      <w:r>
-        <w:br/>
-        <w:t>estou quase a sucumbir;</w:t>
-      </w:r>
-      <w:r>
-        <w:br/>
-        <w:t>a dor que perturba minha alma, eu peço-te, vem banir!</w:t>
-      </w:r>
-    </w:p>
-    <w:p>
-      <w:r>
-        <w:t>De ondas do mal</w:t>
-      </w:r>
-      <w:r>
-        <w:br/>
-        <w:t>que me encobrem,</w:t>
-      </w:r>
-      <w:r>
-        <w:br/>
-        <w:t>quem me fará sair?</w:t>
-      </w:r>
-      <w:r>
-        <w:br/>
-        <w:t xml:space="preserve">Pereço, </w:t>
-      </w:r>
-      <w:proofErr w:type="gramStart"/>
-      <w:r>
-        <w:t>sem Ti</w:t>
-      </w:r>
-      <w:proofErr w:type="gramEnd"/>
-      <w:r>
-        <w:t>, ó meu Mestre!</w:t>
-      </w:r>
-      <w:r>
-        <w:br/>
-        <w:t>Vem logo, vem me acudir!</w:t>
+          <w:rFonts w:ascii="Times New Roman" w:hAnsi="Times New Roman"/>
+        </w:rPr>
+        <w:t>Ó mestre! O mar se revolta,</w:t>
+      </w:r>
+      <w:r>
+        <w:rPr>
+          <w:rFonts w:ascii="Times New Roman" w:hAnsi="Times New Roman"/>
+        </w:rPr>
+        <w:br/>
+        <w:t>as ondas nos dão pavor;</w:t>
+      </w:r>
+      <w:r>
+        <w:rPr>
+          <w:rFonts w:ascii="Times New Roman" w:hAnsi="Times New Roman"/>
+        </w:rPr>
+        <w:br/>
+        <w:t>o céu se reveste de trevas,</w:t>
+      </w:r>
+      <w:r>
+        <w:rPr>
+          <w:rFonts w:ascii="Times New Roman" w:hAnsi="Times New Roman"/>
+        </w:rPr>
+        <w:br/>
+        <w:t>não temos um salvador!</w:t>
       </w:r>
     </w:p>
     <w:p>
       <w:pPr>
         <w:rPr>
-          <w:b/>
-          <w:bCs/>
+          <w:rFonts w:ascii="Times New Roman" w:hAnsi="Times New Roman"/>
+        </w:rPr>
+      </w:pPr>
+      <w:r>
+        <w:rPr>
+          <w:rFonts w:ascii="Times New Roman" w:hAnsi="Times New Roman"/>
+        </w:rPr>
+        <w:t>Não se te dá que morramos?</w:t>
+      </w:r>
+      <w:r>
+        <w:rPr>
+          <w:rFonts w:ascii="Times New Roman" w:hAnsi="Times New Roman"/>
+        </w:rPr>
+        <w:br/>
+        <w:t>Podes assim dormir,</w:t>
+      </w:r>
+      <w:r>
+        <w:rPr>
+          <w:rFonts w:ascii="Times New Roman" w:hAnsi="Times New Roman"/>
+        </w:rPr>
+        <w:br/>
+        <w:t>se a cada momento nos vemos,</w:t>
+      </w:r>
+      <w:r>
+        <w:rPr>
+          <w:rFonts w:ascii="Times New Roman" w:hAnsi="Times New Roman"/>
+        </w:rPr>
+        <w:br/>
+        <w:t>sim, prestes a submergir?</w:t>
+      </w:r>
+    </w:p>
+    <w:p>
+      <w:pPr>
+        <w:rPr>
+          <w:rFonts w:ascii="Times New Roman" w:hAnsi="Times New Roman"/>
+          <w:b/>
+          <w:bCs/>
+          <w:i/>
+          <w:iCs/>
+        </w:rPr>
+      </w:pPr>
+      <w:r>
+        <w:rPr>
+          <w:rFonts w:ascii="Times New Roman" w:hAnsi="Times New Roman"/>
+          <w:b/>
+          <w:bCs/>
+          <w:i/>
+          <w:iCs/>
+        </w:rPr>
+        <w:t xml:space="preserve">As ondas atendem </w:t>
+      </w:r>
+      <w:r>
+        <w:rPr>
+          <w:rFonts w:ascii="Times New Roman" w:hAnsi="Times New Roman"/>
+          <w:b/>
+          <w:bCs/>
+          <w:i/>
+          <w:iCs/>
+        </w:rPr>
+        <w:br/>
+        <w:t>ao meu mandar: Sossegai!</w:t>
+      </w:r>
+      <w:r>
+        <w:rPr>
+          <w:rFonts w:ascii="Times New Roman" w:hAnsi="Times New Roman"/>
+          <w:b/>
+          <w:bCs/>
+          <w:i/>
+          <w:iCs/>
+        </w:rPr>
+        <w:br/>
+        <w:t>Seja o encapelado mar,</w:t>
+      </w:r>
+      <w:r>
+        <w:rPr>
+          <w:rFonts w:ascii="Times New Roman" w:hAnsi="Times New Roman"/>
+          <w:b/>
+          <w:bCs/>
+          <w:i/>
+          <w:iCs/>
+        </w:rPr>
+        <w:br/>
+        <w:t>a ira dos homens,</w:t>
+      </w:r>
+      <w:r>
+        <w:rPr>
+          <w:rFonts w:ascii="Times New Roman" w:hAnsi="Times New Roman"/>
+          <w:b/>
+          <w:bCs/>
+          <w:i/>
+          <w:iCs/>
+        </w:rPr>
+        <w:br/>
+        <w:t>o gênio do mal</w:t>
+      </w:r>
+      <w:r>
+        <w:rPr>
+          <w:rFonts w:ascii="Times New Roman" w:hAnsi="Times New Roman"/>
+          <w:b/>
+          <w:bCs/>
+          <w:i/>
+          <w:iCs/>
+        </w:rPr>
+        <w:br/>
+        <w:t xml:space="preserve">Tais águas não podem  </w:t>
+      </w:r>
+      <w:r>
+        <w:rPr>
+          <w:rFonts w:ascii="Times New Roman" w:hAnsi="Times New Roman"/>
+          <w:b/>
+          <w:bCs/>
+          <w:i/>
+          <w:iCs/>
+        </w:rPr>
+        <w:br/>
+        <w:t>a nau tragar,</w:t>
+      </w:r>
+      <w:r>
+        <w:rPr>
+          <w:rFonts w:ascii="Times New Roman" w:hAnsi="Times New Roman"/>
+          <w:b/>
+          <w:bCs/>
+          <w:i/>
+          <w:iCs/>
+        </w:rPr>
+        <w:br/>
+        <w:t>que leva o Senhor,</w:t>
+      </w:r>
+      <w:r>
+        <w:rPr>
+          <w:rFonts w:ascii="Times New Roman" w:hAnsi="Times New Roman"/>
+          <w:b/>
+          <w:bCs/>
+          <w:i/>
+          <w:iCs/>
+        </w:rPr>
+        <w:br/>
+        <w:t>Rei do céu e mar</w:t>
+      </w:r>
+      <w:r>
+        <w:rPr>
+          <w:rFonts w:ascii="Times New Roman" w:hAnsi="Times New Roman"/>
+          <w:b/>
+          <w:bCs/>
+          <w:i/>
+          <w:iCs/>
+        </w:rPr>
+        <w:br/>
+        <w:t>Pois todos ouvem</w:t>
+      </w:r>
+      <w:r>
+        <w:rPr>
+          <w:rFonts w:ascii="Times New Roman" w:hAnsi="Times New Roman"/>
+          <w:b/>
+          <w:bCs/>
+          <w:i/>
+          <w:iCs/>
+        </w:rPr>
+        <w:br/>
+        <w:t>o meu mandar:</w:t>
+      </w:r>
+      <w:r>
+        <w:rPr>
+          <w:rFonts w:ascii="Times New Roman" w:hAnsi="Times New Roman"/>
+          <w:b/>
+          <w:bCs/>
+          <w:i/>
+          <w:iCs/>
+        </w:rPr>
+        <w:br/>
+        <w:t>Sossegai! Sossegai!</w:t>
+      </w:r>
+      <w:r>
+        <w:rPr>
+          <w:rFonts w:ascii="Times New Roman" w:hAnsi="Times New Roman"/>
+          <w:b/>
+          <w:bCs/>
+          <w:i/>
+          <w:iCs/>
+        </w:rPr>
+        <w:br/>
+        <w:t xml:space="preserve">Convosco estou </w:t>
+      </w:r>
+      <w:r>
+        <w:rPr>
+          <w:rFonts w:ascii="Times New Roman" w:hAnsi="Times New Roman"/>
+          <w:b/>
+          <w:bCs/>
+          <w:i/>
+          <w:iCs/>
+        </w:rPr>
+        <w:br/>
+        <w:t>para vos salvar;</w:t>
+      </w:r>
+      <w:r>
+        <w:rPr>
+          <w:rFonts w:ascii="Times New Roman" w:hAnsi="Times New Roman"/>
+          <w:b/>
+          <w:bCs/>
+          <w:i/>
+          <w:iCs/>
+        </w:rPr>
+        <w:br/>
+        <w:t>Sim, sossegai!</w:t>
+      </w:r>
+    </w:p>
+    <w:p>
+      <w:pPr>
+        <w:rPr>
+          <w:rFonts w:ascii="Times New Roman" w:hAnsi="Times New Roman"/>
+        </w:rPr>
+      </w:pPr>
+      <w:r>
+        <w:rPr>
+          <w:rFonts w:ascii="Times New Roman" w:hAnsi="Times New Roman"/>
+        </w:rPr>
+        <w:t>Mestre, na minha tristeza</w:t>
+      </w:r>
+      <w:r>
+        <w:rPr>
+          <w:rFonts w:ascii="Times New Roman" w:hAnsi="Times New Roman"/>
+        </w:rPr>
+        <w:br/>
+        <w:t>estou quase a sucumbir;</w:t>
+      </w:r>
+      <w:r>
+        <w:rPr>
+          <w:rFonts w:ascii="Times New Roman" w:hAnsi="Times New Roman"/>
+        </w:rPr>
+        <w:br/>
+        <w:t>a dor que perturba minha alma, eu peço-te, vem banir!</w:t>
+      </w:r>
+    </w:p>
+    <w:p>
+      <w:pPr>
+        <w:rPr>
+          <w:rFonts w:ascii="Times New Roman" w:hAnsi="Times New Roman"/>
+        </w:rPr>
+      </w:pPr>
+      <w:r>
+        <w:rPr>
+          <w:rFonts w:ascii="Times New Roman" w:hAnsi="Times New Roman"/>
+        </w:rPr>
+        <w:t>De ondas do mal</w:t>
+      </w:r>
+      <w:r>
+        <w:rPr>
+          <w:rFonts w:ascii="Times New Roman" w:hAnsi="Times New Roman"/>
+        </w:rPr>
+        <w:br/>
+        <w:t>que me encobrem,</w:t>
+      </w:r>
+      <w:r>
+        <w:rPr>
+          <w:rFonts w:ascii="Times New Roman" w:hAnsi="Times New Roman"/>
+        </w:rPr>
+        <w:br/>
+        <w:t>quem me fará sair?</w:t>
+      </w:r>
+      <w:r>
+        <w:rPr>
+          <w:rFonts w:ascii="Times New Roman" w:hAnsi="Times New Roman"/>
+        </w:rPr>
+        <w:br/>
+        <w:t xml:space="preserve">Pereço, </w:t>
+      </w:r>
+      <w:proofErr w:type="gramStart"/>
+      <w:r>
+        <w:rPr>
+          <w:rFonts w:ascii="Times New Roman" w:hAnsi="Times New Roman"/>
+        </w:rPr>
+        <w:t>sem Ti</w:t>
+      </w:r>
+      <w:proofErr w:type="gramEnd"/>
+      <w:r>
+        <w:rPr>
+          <w:rFonts w:ascii="Times New Roman" w:hAnsi="Times New Roman"/>
+        </w:rPr>
+        <w:t>, ó meu Mestre!</w:t>
+      </w:r>
+      <w:r>
+        <w:rPr>
+          <w:rFonts w:ascii="Times New Roman" w:hAnsi="Times New Roman"/>
+        </w:rPr>
+        <w:br/>
+        <w:t>Vem logo, vem me acudir!</w:t>
+      </w:r>
+    </w:p>
+    <w:p>
+      <w:pPr>
+        <w:rPr>
+          <w:rFonts w:ascii="Times New Roman" w:hAnsi="Times New Roman"/>
+          <w:b/>
+          <w:bCs/>
+          <w:i/>
+          <w:iCs/>
         </w:rPr>
       </w:pPr>
       <w:bookmarkStart w:id="0" w:name="_Hlk166031743"/>
       <w:r>
         <w:rPr>
-          <w:b/>
-          <w:bCs/>
+          <w:rFonts w:ascii="Times New Roman" w:hAnsi="Times New Roman"/>
+          <w:b/>
+          <w:bCs/>
+          <w:i/>
+          <w:iCs/>
         </w:rPr>
         <w:t>[REFRÃO]</w:t>
       </w:r>
     </w:p>
     <w:bookmarkEnd w:id="0"/>
     <w:p>
-      <w:r>
+      <w:pPr>
+        <w:rPr>
+          <w:rFonts w:ascii="Times New Roman" w:hAnsi="Times New Roman"/>
+        </w:rPr>
+      </w:pPr>
+      <w:r>
+        <w:rPr>
+          <w:rFonts w:ascii="Times New Roman" w:hAnsi="Times New Roman"/>
+        </w:rPr>
         <w:t xml:space="preserve">Mestre, chegou </w:t>
       </w:r>
       <w:proofErr w:type="gramStart"/>
       <w:r>
+        <w:rPr>
+          <w:rFonts w:ascii="Times New Roman" w:hAnsi="Times New Roman"/>
+        </w:rPr>
         <w:t>a</w:t>
       </w:r>
       <w:proofErr w:type="gramEnd"/>
       <w:r>
+        <w:rPr>
+          <w:rFonts w:ascii="Times New Roman" w:hAnsi="Times New Roman"/>
+        </w:rPr>
         <w:t xml:space="preserve"> bonança,</w:t>
       </w:r>
       <w:r>
+        <w:rPr>
+          <w:rFonts w:ascii="Times New Roman" w:hAnsi="Times New Roman"/>
+        </w:rPr>
         <w:br/>
         <w:t>em paz eis o céu e o mar!</w:t>
       </w:r>
       <w:r>
+        <w:rPr>
+          <w:rFonts w:ascii="Times New Roman" w:hAnsi="Times New Roman"/>
+        </w:rPr>
         <w:br/>
         <w:t xml:space="preserve">O meu coração goza calma </w:t>
       </w:r>
       <w:r>
+        <w:rPr>
+          <w:rFonts w:ascii="Times New Roman" w:hAnsi="Times New Roman"/>
+        </w:rPr>
         <w:br/>
         <w:t>que não poderá findar.</w:t>
-      </w:r>
-    </w:p>
-    <w:p>
-      <w:r>
-        <w:t>Fica comigo, ó meu mestre,</w:t>
-      </w:r>
-      <w:r>
-        <w:br/>
-        <w:t>dono da terra e céu,</w:t>
-      </w:r>
-      <w:r>
-        <w:br/>
-        <w:t>e assim chegarei bem seguro</w:t>
-      </w:r>
-      <w:r>
-        <w:br/>
-        <w:t>ao porto, destino meu.</w:t>
       </w:r>
     </w:p>
     <w:p>
       <w:pPr>
         <w:rPr>
-          <w:b/>
-          <w:bCs/>
+          <w:rFonts w:ascii="Times New Roman" w:hAnsi="Times New Roman"/>
         </w:rPr>
       </w:pPr>
       <w:r>
         <w:rPr>
-          <w:b/>
-          <w:bCs/>
-        </w:rPr>
-        <w:t>[REFRÃO]</w:t>
+          <w:rFonts w:ascii="Times New Roman" w:hAnsi="Times New Roman"/>
+        </w:rPr>
+        <w:t>Fica comigo, ó meu mestre,</w:t>
+      </w:r>
+      <w:r>
+        <w:rPr>
+          <w:rFonts w:ascii="Times New Roman" w:hAnsi="Times New Roman"/>
+        </w:rPr>
+        <w:br/>
+        <w:t>dono da terra e céu,</w:t>
+      </w:r>
+      <w:r>
+        <w:rPr>
+          <w:rFonts w:ascii="Times New Roman" w:hAnsi="Times New Roman"/>
+        </w:rPr>
+        <w:br/>
+        <w:t>e assim chegarei bem seguro</w:t>
+      </w:r>
+      <w:r>
+        <w:rPr>
+          <w:rFonts w:ascii="Times New Roman" w:hAnsi="Times New Roman"/>
+        </w:rPr>
+        <w:br/>
+        <w:t>ao porto, destino meu.</w:t>
       </w:r>
     </w:p>
     <w:p>
       <w:pPr>
         <w:rPr>
+          <w:rFonts w:ascii="Times New Roman" w:hAnsi="Times New Roman"/>
+          <w:b/>
+          <w:bCs/>
           <w:i/>
           <w:iCs/>
         </w:rPr>
       </w:pPr>
+      <w:r>
+        <w:rPr>
+          <w:rFonts w:ascii="Times New Roman" w:hAnsi="Times New Roman"/>
+          <w:b/>
+          <w:bCs/>
+          <w:i/>
+          <w:iCs/>
+        </w:rPr>
+        <w:t>[REFRÃO]</w:t>
+      </w:r>
     </w:p>
     <w:sectPr>
       <w:pgSz w:w="11906" w:h="16838"/>
@@ -333,7 +475,7 @@
 </file>
 
 <file path=word/styles.xml><?xml version="1.0" encoding="utf-8"?>
-<w:styles xmlns:mc="http://schemas.openxmlformats.org/markup-compatibility/2006" xmlns:r="http://schemas.openxmlformats.org/officeDocument/2006/relationships" xmlns:w="http://schemas.openxmlformats.org/wordprocessingml/2006/main" xmlns:w14="http://schemas.microsoft.com/office/word/2010/wordml" xmlns:w15="http://schemas.microsoft.com/office/word/2012/wordml" xmlns:w16cex="http://schemas.microsoft.com/office/word/2018/wordml/cex" xmlns:w16cid="http://schemas.microsoft.com/office/word/2016/wordml/cid" xmlns:w16="http://schemas.microsoft.com/office/word/2018/wordml" xmlns:w16du="http://schemas.microsoft.com/office/word/2023/wordml/word16du" xmlns:w16sdtdh="http://schemas.microsoft.com/office/word/2020/wordml/sdtdatahash" xmlns:w16se="http://schemas.microsoft.com/office/word/2015/wordml/symex" mc:Ignorable="w14 w15 w16se w16cid w16 w16cex w16sdtdh w16du">
+<w:styles xmlns:mc="http://schemas.openxmlformats.org/markup-compatibility/2006" xmlns:r="http://schemas.openxmlformats.org/officeDocument/2006/relationships" xmlns:w="http://schemas.openxmlformats.org/wordprocessingml/2006/main" xmlns:w14="http://schemas.microsoft.com/office/word/2010/wordml" xmlns:w15="http://schemas.microsoft.com/office/word/2012/wordml" xmlns:w16cex="http://schemas.microsoft.com/office/word/2018/wordml/cex" xmlns:w16cid="http://schemas.microsoft.com/office/word/2016/wordml/cid" xmlns:w16="http://schemas.microsoft.com/office/word/2018/wordml" xmlns:w16du="http://schemas.microsoft.com/office/word/2023/wordml/word16du" xmlns:w16sdtdh="http://schemas.microsoft.com/office/word/2020/wordml/sdtdatahash" xmlns:w16sdtfl="http://schemas.microsoft.com/office/word/2024/wordml/sdtformatlock" xmlns:w16se="http://schemas.microsoft.com/office/word/2015/wordml/symex" mc:Ignorable="w14 w15 w16se w16cid w16 w16cex w16sdtdh w16sdtfl w16du">
   <w:docDefaults>
     <w:rPrDefault>
       <w:rPr>
@@ -986,6 +1128,7 @@
   <w:style w:type="character" w:default="1" w:styleId="Fontepargpadro">
     <w:name w:val="Default Paragraph Font"/>
     <w:uiPriority w:val="1"/>
+    <w:semiHidden/>
     <w:unhideWhenUsed/>
   </w:style>
   <w:style w:type="table" w:default="1" w:styleId="Tabelanormal">
